--- a/static/templates/texas_freewill_v2.docx
+++ b/static/templates/texas_freewill_v2.docx
@@ -640,7 +640,22 @@
           <w:sz w:val="22"/>
           <w:szCs w:val="22"/>
         </w:rPr>
-        <w:t xml:space="preserve">I give the following wasiyyah gifts, if any, from the portion of my probate estate available for non-heir bequests under Islamic law and applicable civil law:</w:t>
+        <w:t xml:space="preserve">I give the following wasiyyah gifts, if any, from the portion of my probate estate available for non-heir bequests </w:t>
+      </w:r>
+      <w:r>
+        <w:rPr>
+          <w:bCs/>
+          <w:b/>
+        </w:rPr>
+        <w:t>under Islamic law</w:t>
+      </w:r>
+      <w:r>
+        <w:rPr>
+          <w:rFonts w:ascii="Georgia" w:cs="Georgia" w:eastAsia="Georgia" w:hAnsi="Georgia"/>
+          <w:sz w:val="22"/>
+          <w:szCs w:val="22"/>
+        </w:rPr>
+        <w:t xml:space="preserve"> and applicable civil law:</w:t>
       </w:r>
     </w:p>
     <w:p>
